--- a/public/tours/international/asia/itineraries/7 Days Bali Romantic Retreat.docx
+++ b/public/tours/international/asia/itineraries/7 Days Bali Romantic Retreat.docx
@@ -1,6 +1,6 @@
 
 <file path=word/document.xml><?xml version="1.0" encoding="utf-8"?>
-<w:document xmlns:wpc="http://schemas.microsoft.com/office/word/2010/wordprocessingCanvas" xmlns:mc="http://schemas.openxmlformats.org/markup-compatibility/2006" xmlns:o="urn:schemas-microsoft-com:office:office" xmlns:r="http://schemas.openxmlformats.org/officeDocument/2006/relationships" xmlns:m="http://schemas.openxmlformats.org/officeDocument/2006/math" xmlns:v="urn:schemas-microsoft-com:vml" xmlns:wp14="http://schemas.microsoft.com/office/word/2010/wordprocessingDrawing" xmlns:wp="http://schemas.openxmlformats.org/drawingml/2006/wordprocessingDrawing" xmlns:w10="urn:schemas-microsoft-com:office:word" xmlns:w="http://schemas.openxmlformats.org/wordprocessingml/2006/main" xmlns:w14="http://schemas.microsoft.com/office/word/2010/wordml" xmlns:w15="http://schemas.microsoft.com/office/word/2012/wordml" xmlns:wpg="http://schemas.microsoft.com/office/word/2010/wordprocessingGroup" xmlns:wpi="http://schemas.microsoft.com/office/word/2010/wordprocessingInk" xmlns:wne="http://schemas.microsoft.com/office/word/2006/wordml" xmlns:wps="http://schemas.microsoft.com/office/word/2010/wordprocessingShape" mc:Ignorable="w14 w15 wp14">
+<w:document xmlns:wpc="http://schemas.microsoft.com/office/word/2010/wordprocessingCanvas" xmlns:cx="http://schemas.microsoft.com/office/drawing/2014/chartex" xmlns:cx1="http://schemas.microsoft.com/office/drawing/2015/9/8/chartex" xmlns:cx2="http://schemas.microsoft.com/office/drawing/2015/10/21/chartex" xmlns:cx3="http://schemas.microsoft.com/office/drawing/2016/5/9/chartex" xmlns:cx4="http://schemas.microsoft.com/office/drawing/2016/5/10/chartex" xmlns:cx5="http://schemas.microsoft.com/office/drawing/2016/5/11/chartex" xmlns:cx6="http://schemas.microsoft.com/office/drawing/2016/5/12/chartex" xmlns:cx7="http://schemas.microsoft.com/office/drawing/2016/5/13/chartex" xmlns:cx8="http://schemas.microsoft.com/office/drawing/2016/5/14/chartex" xmlns:mc="http://schemas.openxmlformats.org/markup-compatibility/2006" xmlns:aink="http://schemas.microsoft.com/office/drawing/2016/ink" xmlns:am3d="http://schemas.microsoft.com/office/drawing/2017/model3d" xmlns:o="urn:schemas-microsoft-com:office:office" xmlns:r="http://schemas.openxmlformats.org/officeDocument/2006/relationships" xmlns:m="http://schemas.openxmlformats.org/officeDocument/2006/math" xmlns:v="urn:schemas-microsoft-com:vml" xmlns:wp14="http://schemas.microsoft.com/office/word/2010/wordprocessingDrawing" xmlns:wp="http://schemas.openxmlformats.org/drawingml/2006/wordprocessingDrawing" xmlns:w10="urn:schemas-microsoft-com:office:word" xmlns:w="http://schemas.openxmlformats.org/wordprocessingml/2006/main" xmlns:w14="http://schemas.microsoft.com/office/word/2010/wordml" xmlns:w15="http://schemas.microsoft.com/office/word/2012/wordml" xmlns:w16cid="http://schemas.microsoft.com/office/word/2016/wordml/cid" xmlns:w16se="http://schemas.microsoft.com/office/word/2015/wordml/symex" xmlns:wpg="http://schemas.microsoft.com/office/word/2010/wordprocessingGroup" xmlns:wpi="http://schemas.microsoft.com/office/word/2010/wordprocessingInk" xmlns:wne="http://schemas.microsoft.com/office/word/2006/wordml" xmlns:wps="http://schemas.microsoft.com/office/word/2010/wordprocessingShape" mc:Ignorable="w14 w15 w16se w16cid wp14">
   <w:body>
     <w:p>
       <w:pPr>
@@ -274,15 +274,7 @@
         <w:t xml:space="preserve"> (3 Nights):</w:t>
       </w:r>
       <w:r>
-        <w:t xml:space="preserve"> Grand </w:t>
-      </w:r>
-      <w:proofErr w:type="spellStart"/>
-      <w:r>
-        <w:t>Ixora</w:t>
-      </w:r>
-      <w:proofErr w:type="spellEnd"/>
-      <w:r>
-        <w:t xml:space="preserve"> / J4 Hotel </w:t>
+        <w:t xml:space="preserve"> Grand Ixora / J4 Hotel </w:t>
       </w:r>
       <w:proofErr w:type="spellStart"/>
       <w:r>
@@ -533,23 +525,7 @@
           <w:b/>
           <w:bCs/>
         </w:rPr>
-        <w:t xml:space="preserve"> </w:t>
-      </w:r>
-      <w:proofErr w:type="spellStart"/>
-      <w:r>
-        <w:rPr>
-          <w:b/>
-          <w:bCs/>
-        </w:rPr>
-        <w:t>Bedugul</w:t>
-      </w:r>
-      <w:proofErr w:type="spellEnd"/>
-      <w:r>
-        <w:rPr>
-          <w:b/>
-          <w:bCs/>
-        </w:rPr>
-        <w:t xml:space="preserve"> &amp; Tanah Lot Tour</w:t>
+        <w:t xml:space="preserve"> Bedugul &amp; Tanah Lot Tour</w:t>
       </w:r>
       <w:r>
         <w:br/>
@@ -764,19 +740,18 @@
         </w:numPr>
         <w:spacing w:after="0"/>
       </w:pPr>
+      <w:bookmarkStart w:id="0" w:name="_GoBack"/>
       <w:r>
         <w:t xml:space="preserve">Based on </w:t>
       </w:r>
       <w:r>
         <w:rPr>
-          <w:b/>
           <w:bCs/>
         </w:rPr>
         <w:t>04</w:t>
       </w:r>
       <w:r>
         <w:rPr>
-          <w:b/>
           <w:bCs/>
         </w:rPr>
         <w:t xml:space="preserve"> Adults (Double Sharing)</w:t>
@@ -808,7 +783,6 @@
       </w:r>
       <w:r>
         <w:rPr>
-          <w:b/>
           <w:bCs/>
         </w:rPr>
         <w:t>hotel category (3</w:t>
@@ -816,14 +790,12 @@
       <w:r>
         <w:rPr>
           <w:rFonts w:ascii="Segoe UI Symbol" w:hAnsi="Segoe UI Symbol" w:cs="Segoe UI Symbol"/>
-          <w:b/>
           <w:bCs/>
         </w:rPr>
         <w:t>★</w:t>
       </w:r>
       <w:r>
         <w:rPr>
-          <w:b/>
           <w:bCs/>
         </w:rPr>
         <w:t xml:space="preserve"> / 4</w:t>
@@ -831,14 +803,12 @@
       <w:r>
         <w:rPr>
           <w:rFonts w:ascii="Segoe UI Symbol" w:hAnsi="Segoe UI Symbol" w:cs="Segoe UI Symbol"/>
-          <w:b/>
           <w:bCs/>
         </w:rPr>
         <w:t>★</w:t>
       </w:r>
       <w:r>
         <w:rPr>
-          <w:b/>
           <w:bCs/>
         </w:rPr>
         <w:t xml:space="preserve"> / 5</w:t>
@@ -846,14 +816,12 @@
       <w:r>
         <w:rPr>
           <w:rFonts w:ascii="Segoe UI Symbol" w:hAnsi="Segoe UI Symbol" w:cs="Segoe UI Symbol"/>
-          <w:b/>
           <w:bCs/>
         </w:rPr>
         <w:t>★</w:t>
       </w:r>
       <w:r>
         <w:rPr>
-          <w:b/>
           <w:bCs/>
         </w:rPr>
         <w:t>)</w:t>
@@ -875,7 +843,6 @@
       </w:r>
       <w:r>
         <w:rPr>
-          <w:b/>
           <w:bCs/>
         </w:rPr>
         <w:t>stay, transfers, sightseeing, and boat transfers</w:t>
@@ -884,6 +851,7 @@
         <w:t xml:space="preserve"> </w:t>
       </w:r>
     </w:p>
+    <w:bookmarkEnd w:id="0"/>
     <w:p>
       <w:r>
         <w:pict w14:anchorId="0798EE62">
@@ -1100,8 +1068,6 @@
         </w:rPr>
         <w:t xml:space="preserve"> * Cost may vary as per the ROE rates at the date of confirmation</w:t>
       </w:r>
-      <w:bookmarkStart w:id="0" w:name="_GoBack"/>
-      <w:bookmarkEnd w:id="0"/>
     </w:p>
     <w:p/>
     <w:sectPr>
@@ -1117,7 +1083,7 @@
 </file>
 
 <file path=word/endnotes.xml><?xml version="1.0" encoding="utf-8"?>
-<w:endnotes xmlns:wpc="http://schemas.microsoft.com/office/word/2010/wordprocessingCanvas" xmlns:mc="http://schemas.openxmlformats.org/markup-compatibility/2006" xmlns:o="urn:schemas-microsoft-com:office:office" xmlns:r="http://schemas.openxmlformats.org/officeDocument/2006/relationships" xmlns:m="http://schemas.openxmlformats.org/officeDocument/2006/math" xmlns:v="urn:schemas-microsoft-com:vml" xmlns:wp14="http://schemas.microsoft.com/office/word/2010/wordprocessingDrawing" xmlns:wp="http://schemas.openxmlformats.org/drawingml/2006/wordprocessingDrawing" xmlns:w10="urn:schemas-microsoft-com:office:word" xmlns:w="http://schemas.openxmlformats.org/wordprocessingml/2006/main" xmlns:w14="http://schemas.microsoft.com/office/word/2010/wordml" xmlns:w15="http://schemas.microsoft.com/office/word/2012/wordml" xmlns:wpg="http://schemas.microsoft.com/office/word/2010/wordprocessingGroup" xmlns:wpi="http://schemas.microsoft.com/office/word/2010/wordprocessingInk" xmlns:wne="http://schemas.microsoft.com/office/word/2006/wordml" xmlns:wps="http://schemas.microsoft.com/office/word/2010/wordprocessingShape" mc:Ignorable="w14 w15 wp14">
+<w:endnotes xmlns:wpc="http://schemas.microsoft.com/office/word/2010/wordprocessingCanvas" xmlns:cx="http://schemas.microsoft.com/office/drawing/2014/chartex" xmlns:cx1="http://schemas.microsoft.com/office/drawing/2015/9/8/chartex" xmlns:cx2="http://schemas.microsoft.com/office/drawing/2015/10/21/chartex" xmlns:cx3="http://schemas.microsoft.com/office/drawing/2016/5/9/chartex" xmlns:cx4="http://schemas.microsoft.com/office/drawing/2016/5/10/chartex" xmlns:cx5="http://schemas.microsoft.com/office/drawing/2016/5/11/chartex" xmlns:cx6="http://schemas.microsoft.com/office/drawing/2016/5/12/chartex" xmlns:cx7="http://schemas.microsoft.com/office/drawing/2016/5/13/chartex" xmlns:cx8="http://schemas.microsoft.com/office/drawing/2016/5/14/chartex" xmlns:mc="http://schemas.openxmlformats.org/markup-compatibility/2006" xmlns:aink="http://schemas.microsoft.com/office/drawing/2016/ink" xmlns:am3d="http://schemas.microsoft.com/office/drawing/2017/model3d" xmlns:o="urn:schemas-microsoft-com:office:office" xmlns:r="http://schemas.openxmlformats.org/officeDocument/2006/relationships" xmlns:m="http://schemas.openxmlformats.org/officeDocument/2006/math" xmlns:v="urn:schemas-microsoft-com:vml" xmlns:wp14="http://schemas.microsoft.com/office/word/2010/wordprocessingDrawing" xmlns:wp="http://schemas.openxmlformats.org/drawingml/2006/wordprocessingDrawing" xmlns:w10="urn:schemas-microsoft-com:office:word" xmlns:w="http://schemas.openxmlformats.org/wordprocessingml/2006/main" xmlns:w14="http://schemas.microsoft.com/office/word/2010/wordml" xmlns:w15="http://schemas.microsoft.com/office/word/2012/wordml" xmlns:w16cid="http://schemas.microsoft.com/office/word/2016/wordml/cid" xmlns:w16se="http://schemas.microsoft.com/office/word/2015/wordml/symex" xmlns:wpg="http://schemas.microsoft.com/office/word/2010/wordprocessingGroup" xmlns:wpi="http://schemas.microsoft.com/office/word/2010/wordprocessingInk" xmlns:wne="http://schemas.microsoft.com/office/word/2006/wordml" xmlns:wps="http://schemas.microsoft.com/office/word/2010/wordprocessingShape" mc:Ignorable="w14 w15 w16se w16cid wp14">
   <w:endnote w:type="separator" w:id="-1">
     <w:p>
       <w:pPr>
@@ -1142,7 +1108,7 @@
 </file>
 
 <file path=word/footer1.xml><?xml version="1.0" encoding="utf-8"?>
-<w:ftr xmlns:wpc="http://schemas.microsoft.com/office/word/2010/wordprocessingCanvas" xmlns:mc="http://schemas.openxmlformats.org/markup-compatibility/2006" xmlns:o="urn:schemas-microsoft-com:office:office" xmlns:r="http://schemas.openxmlformats.org/officeDocument/2006/relationships" xmlns:m="http://schemas.openxmlformats.org/officeDocument/2006/math" xmlns:v="urn:schemas-microsoft-com:vml" xmlns:wp14="http://schemas.microsoft.com/office/word/2010/wordprocessingDrawing" xmlns:wp="http://schemas.openxmlformats.org/drawingml/2006/wordprocessingDrawing" xmlns:w10="urn:schemas-microsoft-com:office:word" xmlns:w="http://schemas.openxmlformats.org/wordprocessingml/2006/main" xmlns:w14="http://schemas.microsoft.com/office/word/2010/wordml" xmlns:w15="http://schemas.microsoft.com/office/word/2012/wordml" xmlns:wpg="http://schemas.microsoft.com/office/word/2010/wordprocessingGroup" xmlns:wpi="http://schemas.microsoft.com/office/word/2010/wordprocessingInk" xmlns:wne="http://schemas.microsoft.com/office/word/2006/wordml" xmlns:wps="http://schemas.microsoft.com/office/word/2010/wordprocessingShape" mc:Ignorable="w14 w15 wp14">
+<w:ftr xmlns:wpc="http://schemas.microsoft.com/office/word/2010/wordprocessingCanvas" xmlns:cx="http://schemas.microsoft.com/office/drawing/2014/chartex" xmlns:cx1="http://schemas.microsoft.com/office/drawing/2015/9/8/chartex" xmlns:cx2="http://schemas.microsoft.com/office/drawing/2015/10/21/chartex" xmlns:cx3="http://schemas.microsoft.com/office/drawing/2016/5/9/chartex" xmlns:cx4="http://schemas.microsoft.com/office/drawing/2016/5/10/chartex" xmlns:cx5="http://schemas.microsoft.com/office/drawing/2016/5/11/chartex" xmlns:cx6="http://schemas.microsoft.com/office/drawing/2016/5/12/chartex" xmlns:cx7="http://schemas.microsoft.com/office/drawing/2016/5/13/chartex" xmlns:cx8="http://schemas.microsoft.com/office/drawing/2016/5/14/chartex" xmlns:mc="http://schemas.openxmlformats.org/markup-compatibility/2006" xmlns:aink="http://schemas.microsoft.com/office/drawing/2016/ink" xmlns:am3d="http://schemas.microsoft.com/office/drawing/2017/model3d" xmlns:o="urn:schemas-microsoft-com:office:office" xmlns:r="http://schemas.openxmlformats.org/officeDocument/2006/relationships" xmlns:m="http://schemas.openxmlformats.org/officeDocument/2006/math" xmlns:v="urn:schemas-microsoft-com:vml" xmlns:wp14="http://schemas.microsoft.com/office/word/2010/wordprocessingDrawing" xmlns:wp="http://schemas.openxmlformats.org/drawingml/2006/wordprocessingDrawing" xmlns:w10="urn:schemas-microsoft-com:office:word" xmlns:w="http://schemas.openxmlformats.org/wordprocessingml/2006/main" xmlns:w14="http://schemas.microsoft.com/office/word/2010/wordml" xmlns:w15="http://schemas.microsoft.com/office/word/2012/wordml" xmlns:w16cid="http://schemas.microsoft.com/office/word/2016/wordml/cid" xmlns:w16se="http://schemas.microsoft.com/office/word/2015/wordml/symex" xmlns:wpg="http://schemas.microsoft.com/office/word/2010/wordprocessingGroup" xmlns:wpi="http://schemas.microsoft.com/office/word/2010/wordprocessingInk" xmlns:wne="http://schemas.microsoft.com/office/word/2006/wordml" xmlns:wps="http://schemas.microsoft.com/office/word/2010/wordprocessingShape" mc:Ignorable="w14 w15 w16se w16cid wp14">
   <w:p>
     <w:pPr>
       <w:pStyle w:val="Footer"/>
@@ -1236,7 +1202,7 @@
 </file>
 
 <file path=word/footnotes.xml><?xml version="1.0" encoding="utf-8"?>
-<w:footnotes xmlns:wpc="http://schemas.microsoft.com/office/word/2010/wordprocessingCanvas" xmlns:mc="http://schemas.openxmlformats.org/markup-compatibility/2006" xmlns:o="urn:schemas-microsoft-com:office:office" xmlns:r="http://schemas.openxmlformats.org/officeDocument/2006/relationships" xmlns:m="http://schemas.openxmlformats.org/officeDocument/2006/math" xmlns:v="urn:schemas-microsoft-com:vml" xmlns:wp14="http://schemas.microsoft.com/office/word/2010/wordprocessingDrawing" xmlns:wp="http://schemas.openxmlformats.org/drawingml/2006/wordprocessingDrawing" xmlns:w10="urn:schemas-microsoft-com:office:word" xmlns:w="http://schemas.openxmlformats.org/wordprocessingml/2006/main" xmlns:w14="http://schemas.microsoft.com/office/word/2010/wordml" xmlns:w15="http://schemas.microsoft.com/office/word/2012/wordml" xmlns:wpg="http://schemas.microsoft.com/office/word/2010/wordprocessingGroup" xmlns:wpi="http://schemas.microsoft.com/office/word/2010/wordprocessingInk" xmlns:wne="http://schemas.microsoft.com/office/word/2006/wordml" xmlns:wps="http://schemas.microsoft.com/office/word/2010/wordprocessingShape" mc:Ignorable="w14 w15 wp14">
+<w:footnotes xmlns:wpc="http://schemas.microsoft.com/office/word/2010/wordprocessingCanvas" xmlns:cx="http://schemas.microsoft.com/office/drawing/2014/chartex" xmlns:cx1="http://schemas.microsoft.com/office/drawing/2015/9/8/chartex" xmlns:cx2="http://schemas.microsoft.com/office/drawing/2015/10/21/chartex" xmlns:cx3="http://schemas.microsoft.com/office/drawing/2016/5/9/chartex" xmlns:cx4="http://schemas.microsoft.com/office/drawing/2016/5/10/chartex" xmlns:cx5="http://schemas.microsoft.com/office/drawing/2016/5/11/chartex" xmlns:cx6="http://schemas.microsoft.com/office/drawing/2016/5/12/chartex" xmlns:cx7="http://schemas.microsoft.com/office/drawing/2016/5/13/chartex" xmlns:cx8="http://schemas.microsoft.com/office/drawing/2016/5/14/chartex" xmlns:mc="http://schemas.openxmlformats.org/markup-compatibility/2006" xmlns:aink="http://schemas.microsoft.com/office/drawing/2016/ink" xmlns:am3d="http://schemas.microsoft.com/office/drawing/2017/model3d" xmlns:o="urn:schemas-microsoft-com:office:office" xmlns:r="http://schemas.openxmlformats.org/officeDocument/2006/relationships" xmlns:m="http://schemas.openxmlformats.org/officeDocument/2006/math" xmlns:v="urn:schemas-microsoft-com:vml" xmlns:wp14="http://schemas.microsoft.com/office/word/2010/wordprocessingDrawing" xmlns:wp="http://schemas.openxmlformats.org/drawingml/2006/wordprocessingDrawing" xmlns:w10="urn:schemas-microsoft-com:office:word" xmlns:w="http://schemas.openxmlformats.org/wordprocessingml/2006/main" xmlns:w14="http://schemas.microsoft.com/office/word/2010/wordml" xmlns:w15="http://schemas.microsoft.com/office/word/2012/wordml" xmlns:w16cid="http://schemas.microsoft.com/office/word/2016/wordml/cid" xmlns:w16se="http://schemas.microsoft.com/office/word/2015/wordml/symex" xmlns:wpg="http://schemas.microsoft.com/office/word/2010/wordprocessingGroup" xmlns:wpi="http://schemas.microsoft.com/office/word/2010/wordprocessingInk" xmlns:wne="http://schemas.microsoft.com/office/word/2006/wordml" xmlns:wps="http://schemas.microsoft.com/office/word/2010/wordprocessingShape" mc:Ignorable="w14 w15 w16se w16cid wp14">
   <w:footnote w:type="separator" w:id="-1">
     <w:p>
       <w:pPr>
@@ -1261,7 +1227,7 @@
 </file>
 
 <file path=word/header1.xml><?xml version="1.0" encoding="utf-8"?>
-<w:hdr xmlns:wpc="http://schemas.microsoft.com/office/word/2010/wordprocessingCanvas" xmlns:mc="http://schemas.openxmlformats.org/markup-compatibility/2006" xmlns:o="urn:schemas-microsoft-com:office:office" xmlns:r="http://schemas.openxmlformats.org/officeDocument/2006/relationships" xmlns:m="http://schemas.openxmlformats.org/officeDocument/2006/math" xmlns:v="urn:schemas-microsoft-com:vml" xmlns:wp14="http://schemas.microsoft.com/office/word/2010/wordprocessingDrawing" xmlns:wp="http://schemas.openxmlformats.org/drawingml/2006/wordprocessingDrawing" xmlns:w10="urn:schemas-microsoft-com:office:word" xmlns:w="http://schemas.openxmlformats.org/wordprocessingml/2006/main" xmlns:w14="http://schemas.microsoft.com/office/word/2010/wordml" xmlns:w15="http://schemas.microsoft.com/office/word/2012/wordml" xmlns:wpg="http://schemas.microsoft.com/office/word/2010/wordprocessingGroup" xmlns:wpi="http://schemas.microsoft.com/office/word/2010/wordprocessingInk" xmlns:wne="http://schemas.microsoft.com/office/word/2006/wordml" xmlns:wps="http://schemas.microsoft.com/office/word/2010/wordprocessingShape" mc:Ignorable="w14 w15 wp14">
+<w:hdr xmlns:wpc="http://schemas.microsoft.com/office/word/2010/wordprocessingCanvas" xmlns:cx="http://schemas.microsoft.com/office/drawing/2014/chartex" xmlns:cx1="http://schemas.microsoft.com/office/drawing/2015/9/8/chartex" xmlns:cx2="http://schemas.microsoft.com/office/drawing/2015/10/21/chartex" xmlns:cx3="http://schemas.microsoft.com/office/drawing/2016/5/9/chartex" xmlns:cx4="http://schemas.microsoft.com/office/drawing/2016/5/10/chartex" xmlns:cx5="http://schemas.microsoft.com/office/drawing/2016/5/11/chartex" xmlns:cx6="http://schemas.microsoft.com/office/drawing/2016/5/12/chartex" xmlns:cx7="http://schemas.microsoft.com/office/drawing/2016/5/13/chartex" xmlns:cx8="http://schemas.microsoft.com/office/drawing/2016/5/14/chartex" xmlns:mc="http://schemas.openxmlformats.org/markup-compatibility/2006" xmlns:aink="http://schemas.microsoft.com/office/drawing/2016/ink" xmlns:am3d="http://schemas.microsoft.com/office/drawing/2017/model3d" xmlns:o="urn:schemas-microsoft-com:office:office" xmlns:r="http://schemas.openxmlformats.org/officeDocument/2006/relationships" xmlns:m="http://schemas.openxmlformats.org/officeDocument/2006/math" xmlns:v="urn:schemas-microsoft-com:vml" xmlns:wp14="http://schemas.microsoft.com/office/word/2010/wordprocessingDrawing" xmlns:wp="http://schemas.openxmlformats.org/drawingml/2006/wordprocessingDrawing" xmlns:w10="urn:schemas-microsoft-com:office:word" xmlns:w="http://schemas.openxmlformats.org/wordprocessingml/2006/main" xmlns:w14="http://schemas.microsoft.com/office/word/2010/wordml" xmlns:w15="http://schemas.microsoft.com/office/word/2012/wordml" xmlns:w16cid="http://schemas.microsoft.com/office/word/2016/wordml/cid" xmlns:w16se="http://schemas.microsoft.com/office/word/2015/wordml/symex" xmlns:wpg="http://schemas.microsoft.com/office/word/2010/wordprocessingGroup" xmlns:wpi="http://schemas.microsoft.com/office/word/2010/wordprocessingInk" xmlns:wne="http://schemas.microsoft.com/office/word/2006/wordml" xmlns:wps="http://schemas.microsoft.com/office/word/2010/wordprocessingShape" mc:Ignorable="w14 w15 w16se w16cid wp14">
   <w:p>
     <w:pPr>
       <w:pStyle w:val="Header"/>
@@ -1348,8 +1314,8 @@
 </file>
 
 <file path=word/numbering.xml><?xml version="1.0" encoding="utf-8"?>
-<w:numbering xmlns:wpc="http://schemas.microsoft.com/office/word/2010/wordprocessingCanvas" xmlns:mc="http://schemas.openxmlformats.org/markup-compatibility/2006" xmlns:o="urn:schemas-microsoft-com:office:office" xmlns:r="http://schemas.openxmlformats.org/officeDocument/2006/relationships" xmlns:m="http://schemas.openxmlformats.org/officeDocument/2006/math" xmlns:v="urn:schemas-microsoft-com:vml" xmlns:wp14="http://schemas.microsoft.com/office/word/2010/wordprocessingDrawing" xmlns:wp="http://schemas.openxmlformats.org/drawingml/2006/wordprocessingDrawing" xmlns:w10="urn:schemas-microsoft-com:office:word" xmlns:w="http://schemas.openxmlformats.org/wordprocessingml/2006/main" xmlns:w14="http://schemas.microsoft.com/office/word/2010/wordml" xmlns:w15="http://schemas.microsoft.com/office/word/2012/wordml" xmlns:wpg="http://schemas.microsoft.com/office/word/2010/wordprocessingGroup" xmlns:wpi="http://schemas.microsoft.com/office/word/2010/wordprocessingInk" xmlns:wne="http://schemas.microsoft.com/office/word/2006/wordml" xmlns:wps="http://schemas.microsoft.com/office/word/2010/wordprocessingShape" mc:Ignorable="w14 w15 wp14">
-  <w:abstractNum w:abstractNumId="0">
+<w:numbering xmlns:wpc="http://schemas.microsoft.com/office/word/2010/wordprocessingCanvas" xmlns:cx="http://schemas.microsoft.com/office/drawing/2014/chartex" xmlns:cx1="http://schemas.microsoft.com/office/drawing/2015/9/8/chartex" xmlns:cx2="http://schemas.microsoft.com/office/drawing/2015/10/21/chartex" xmlns:cx3="http://schemas.microsoft.com/office/drawing/2016/5/9/chartex" xmlns:cx4="http://schemas.microsoft.com/office/drawing/2016/5/10/chartex" xmlns:cx5="http://schemas.microsoft.com/office/drawing/2016/5/11/chartex" xmlns:cx6="http://schemas.microsoft.com/office/drawing/2016/5/12/chartex" xmlns:cx7="http://schemas.microsoft.com/office/drawing/2016/5/13/chartex" xmlns:cx8="http://schemas.microsoft.com/office/drawing/2016/5/14/chartex" xmlns:mc="http://schemas.openxmlformats.org/markup-compatibility/2006" xmlns:aink="http://schemas.microsoft.com/office/drawing/2016/ink" xmlns:am3d="http://schemas.microsoft.com/office/drawing/2017/model3d" xmlns:o="urn:schemas-microsoft-com:office:office" xmlns:r="http://schemas.openxmlformats.org/officeDocument/2006/relationships" xmlns:m="http://schemas.openxmlformats.org/officeDocument/2006/math" xmlns:v="urn:schemas-microsoft-com:vml" xmlns:wp14="http://schemas.microsoft.com/office/word/2010/wordprocessingDrawing" xmlns:wp="http://schemas.openxmlformats.org/drawingml/2006/wordprocessingDrawing" xmlns:w10="urn:schemas-microsoft-com:office:word" xmlns:w="http://schemas.openxmlformats.org/wordprocessingml/2006/main" xmlns:w14="http://schemas.microsoft.com/office/word/2010/wordml" xmlns:w15="http://schemas.microsoft.com/office/word/2012/wordml" xmlns:w16cid="http://schemas.microsoft.com/office/word/2016/wordml/cid" xmlns:w16se="http://schemas.microsoft.com/office/word/2015/wordml/symex" xmlns:wpg="http://schemas.microsoft.com/office/word/2010/wordprocessingGroup" xmlns:wpi="http://schemas.microsoft.com/office/word/2010/wordprocessingInk" xmlns:wne="http://schemas.microsoft.com/office/word/2006/wordml" xmlns:wps="http://schemas.microsoft.com/office/word/2010/wordprocessingShape" mc:Ignorable="w14 w15 w16se w16cid wp14">
+  <w:abstractNum w:abstractNumId="0" w15:restartNumberingAfterBreak="0">
     <w:nsid w:val="0FCA6833"/>
     <w:multiLevelType w:val="multilevel"/>
     <w:tmpl w:val="884EC13A"/>
@@ -1498,7 +1464,7 @@
       </w:rPr>
     </w:lvl>
   </w:abstractNum>
-  <w:abstractNum w:abstractNumId="1">
+  <w:abstractNum w:abstractNumId="1" w15:restartNumberingAfterBreak="0">
     <w:nsid w:val="1D447637"/>
     <w:multiLevelType w:val="multilevel"/>
     <w:tmpl w:val="FD821512"/>
@@ -1647,7 +1613,7 @@
       </w:rPr>
     </w:lvl>
   </w:abstractNum>
-  <w:abstractNum w:abstractNumId="2">
+  <w:abstractNum w:abstractNumId="2" w15:restartNumberingAfterBreak="0">
     <w:nsid w:val="27AA5FF8"/>
     <w:multiLevelType w:val="multilevel"/>
     <w:tmpl w:val="028C0B6C"/>
@@ -1796,7 +1762,7 @@
       </w:rPr>
     </w:lvl>
   </w:abstractNum>
-  <w:abstractNum w:abstractNumId="3">
+  <w:abstractNum w:abstractNumId="3" w15:restartNumberingAfterBreak="0">
     <w:nsid w:val="36936DDE"/>
     <w:multiLevelType w:val="multilevel"/>
     <w:tmpl w:val="334EA3CC"/>
@@ -1945,7 +1911,7 @@
       </w:rPr>
     </w:lvl>
   </w:abstractNum>
-  <w:abstractNum w:abstractNumId="4">
+  <w:abstractNum w:abstractNumId="4" w15:restartNumberingAfterBreak="0">
     <w:nsid w:val="464807F8"/>
     <w:multiLevelType w:val="multilevel"/>
     <w:tmpl w:val="DDEA1CB6"/>
@@ -2094,7 +2060,7 @@
       </w:rPr>
     </w:lvl>
   </w:abstractNum>
-  <w:abstractNum w:abstractNumId="5">
+  <w:abstractNum w:abstractNumId="5" w15:restartNumberingAfterBreak="0">
     <w:nsid w:val="692916ED"/>
     <w:multiLevelType w:val="multilevel"/>
     <w:tmpl w:val="5EC4F93C"/>
@@ -2265,7 +2231,7 @@
 </file>
 
 <file path=word/styles.xml><?xml version="1.0" encoding="utf-8"?>
-<w:styles xmlns:mc="http://schemas.openxmlformats.org/markup-compatibility/2006" xmlns:r="http://schemas.openxmlformats.org/officeDocument/2006/relationships" xmlns:w="http://schemas.openxmlformats.org/wordprocessingml/2006/main" xmlns:w14="http://schemas.microsoft.com/office/word/2010/wordml" xmlns:w15="http://schemas.microsoft.com/office/word/2012/wordml" mc:Ignorable="w14 w15">
+<w:styles xmlns:mc="http://schemas.openxmlformats.org/markup-compatibility/2006" xmlns:r="http://schemas.openxmlformats.org/officeDocument/2006/relationships" xmlns:w="http://schemas.openxmlformats.org/wordprocessingml/2006/main" xmlns:w14="http://schemas.microsoft.com/office/word/2010/wordml" xmlns:w15="http://schemas.microsoft.com/office/word/2012/wordml" xmlns:w16cid="http://schemas.microsoft.com/office/word/2016/wordml/cid" xmlns:w16se="http://schemas.microsoft.com/office/word/2015/wordml/symex" mc:Ignorable="w14 w15 w16se w16cid">
   <w:docDefaults>
     <w:rPrDefault>
       <w:rPr>
@@ -2281,7 +2247,7 @@
       </w:pPr>
     </w:pPrDefault>
   </w:docDefaults>
-  <w:latentStyles w:defLockedState="0" w:defUIPriority="99" w:defSemiHidden="0" w:defUnhideWhenUsed="0" w:defQFormat="0" w:count="371">
+  <w:latentStyles w:defLockedState="0" w:defUIPriority="99" w:defSemiHidden="0" w:defUnhideWhenUsed="0" w:defQFormat="0" w:count="375">
     <w:lsdException w:name="Normal" w:uiPriority="0" w:qFormat="1"/>
     <w:lsdException w:name="heading 1" w:uiPriority="9" w:qFormat="1"/>
     <w:lsdException w:name="heading 2" w:semiHidden="1" w:uiPriority="9" w:unhideWhenUsed="1" w:qFormat="1"/>
@@ -2387,7 +2353,6 @@
     <w:lsdException w:name="HTML Sample" w:semiHidden="1" w:unhideWhenUsed="1"/>
     <w:lsdException w:name="HTML Typewriter" w:semiHidden="1" w:unhideWhenUsed="1"/>
     <w:lsdException w:name="HTML Variable" w:semiHidden="1" w:unhideWhenUsed="1"/>
-    <w:lsdException w:name="Normal Table" w:semiHidden="1" w:unhideWhenUsed="1"/>
     <w:lsdException w:name="annotation subject" w:semiHidden="1" w:unhideWhenUsed="1"/>
     <w:lsdException w:name="No List" w:semiHidden="1" w:unhideWhenUsed="1"/>
     <w:lsdException w:name="Outline List 1" w:semiHidden="1" w:unhideWhenUsed="1"/>
@@ -2431,10 +2396,8 @@
     <w:lsdException w:name="Table Elegant" w:semiHidden="1" w:unhideWhenUsed="1"/>
     <w:lsdException w:name="Table Professional" w:semiHidden="1" w:unhideWhenUsed="1"/>
     <w:lsdException w:name="Table Subtle 1" w:semiHidden="1" w:unhideWhenUsed="1"/>
-    <w:lsdException w:name="Table Subtle 2" w:semiHidden="1" w:unhideWhenUsed="1"/>
     <w:lsdException w:name="Table Web 1" w:semiHidden="1" w:unhideWhenUsed="1"/>
     <w:lsdException w:name="Table Web 2" w:semiHidden="1" w:unhideWhenUsed="1"/>
-    <w:lsdException w:name="Table Web 3" w:semiHidden="1" w:unhideWhenUsed="1"/>
     <w:lsdException w:name="Balloon Text" w:semiHidden="1" w:unhideWhenUsed="1"/>
     <w:lsdException w:name="Table Grid" w:uiPriority="39"/>
     <w:lsdException w:name="Table Theme" w:semiHidden="1" w:unhideWhenUsed="1"/>
@@ -2653,6 +2616,10 @@
     <w:lsdException w:name="List Table 5 Dark Accent 6" w:uiPriority="50"/>
     <w:lsdException w:name="List Table 6 Colorful Accent 6" w:uiPriority="51"/>
     <w:lsdException w:name="List Table 7 Colorful Accent 6" w:uiPriority="52"/>
+    <w:lsdException w:name="Mention" w:semiHidden="1" w:unhideWhenUsed="1"/>
+    <w:lsdException w:name="Smart Hyperlink" w:semiHidden="1" w:unhideWhenUsed="1"/>
+    <w:lsdException w:name="Hashtag" w:semiHidden="1" w:unhideWhenUsed="1"/>
+    <w:lsdException w:name="Unresolved Mention" w:semiHidden="1" w:unhideWhenUsed="1"/>
   </w:latentStyles>
   <w:style w:type="paragraph" w:default="1" w:styleId="Normal">
     <w:name w:val="Normal"/>
@@ -2824,7 +2791,6 @@
       <w:spacing w:after="0" w:line="240" w:lineRule="auto"/>
     </w:pPr>
     <w:tblPr>
-      <w:tblInd w:w="0" w:type="dxa"/>
       <w:tblBorders>
         <w:top w:val="single" w:sz="4" w:space="0" w:color="auto"/>
         <w:left w:val="single" w:sz="4" w:space="0" w:color="auto"/>
@@ -2833,12 +2799,6 @@
         <w:insideH w:val="single" w:sz="4" w:space="0" w:color="auto"/>
         <w:insideV w:val="single" w:sz="4" w:space="0" w:color="auto"/>
       </w:tblBorders>
-      <w:tblCellMar>
-        <w:top w:w="0" w:type="dxa"/>
-        <w:left w:w="108" w:type="dxa"/>
-        <w:bottom w:w="0" w:type="dxa"/>
-        <w:right w:w="108" w:type="dxa"/>
-      </w:tblCellMar>
     </w:tblPr>
   </w:style>
   <w:style w:type="paragraph" w:styleId="Header">
